--- a/FlipCard App3.docx
+++ b/FlipCard App3.docx
@@ -1,15 +1,26 @@
 
 <file path=word/document.xml><?xml version="1.0" encoding="utf-8"?>
-<w:document xmlns:wpc="http://schemas.microsoft.com/office/word/2010/wordprocessingCanvas" xmlns:cx="http://schemas.microsoft.com/office/drawing/2014/chartex" xmlns:cx1="http://schemas.microsoft.com/office/drawing/2015/9/8/chartex" xmlns:cx2="http://schemas.microsoft.com/office/drawing/2015/10/21/chartex" xmlns:cx3="http://schemas.microsoft.com/office/drawing/2016/5/9/chartex" xmlns:cx4="http://schemas.microsoft.com/office/drawing/2016/5/10/chartex" xmlns:cx5="http://schemas.microsoft.com/office/drawing/2016/5/11/chartex" xmlns:cx6="http://schemas.microsoft.com/office/drawing/2016/5/12/chartex" xmlns:cx7="http://schemas.microsoft.com/office/drawing/2016/5/13/chartex" xmlns:cx8="http://schemas.microsoft.com/office/drawing/2016/5/14/chartex" xmlns:mc="http://schemas.openxmlformats.org/markup-compatibility/2006" xmlns:aink="http://schemas.microsoft.com/office/drawing/2016/ink" xmlns:am3d="http://schemas.microsoft.com/office/drawing/2017/model3d" xmlns:o="urn:schemas-microsoft-com:office:office" xmlns:oel="http://schemas.microsoft.com/office/2019/extlst" xmlns:r="http://schemas.openxmlformats.org/officeDocument/2006/relationships" xmlns:m="http://schemas.openxmlformats.org/officeDocument/2006/math" xmlns:v="urn:schemas-microsoft-com:vml" xmlns:wp14="http://schemas.microsoft.com/office/word/2010/wordprocessingDrawing" xmlns:wp="http://schemas.openxmlformats.org/drawingml/2006/wordprocessingDrawing" xmlns:w10="urn:schemas-microsoft-com:office:word" xmlns:w="http://schemas.openxmlformats.org/wordprocessingml/2006/main" xmlns:w14="http://schemas.microsoft.com/office/word/2010/wordml" xmlns:w15="http://schemas.microsoft.com/office/word/2012/wordml" xmlns:w16cei="http://schemas.microsoft.com/office/word/2026/wordml/cei" xmlns:w16cex="http://schemas.microsoft.com/office/word/2018/wordml/cex" xmlns:w16cid="http://schemas.microsoft.com/office/word/2016/wordml/cid" xmlns:w16="http://schemas.microsoft.com/office/word/2018/wordml" xmlns:w16du="http://schemas.microsoft.com/office/word/2023/wordml/word16du" xmlns:w16sdtdh="http://schemas.microsoft.com/office/word/2020/wordml/sdtdatahash" xmlns:w16sdtfl="http://schemas.microsoft.com/office/word/2024/wordml/sdtformatlock" xmlns:w16se="http://schemas.microsoft.com/office/word/2015/wordml/symex" xmlns:wpg="http://schemas.microsoft.com/office/word/2010/wordprocessingGroup" xmlns:wpi="http://schemas.microsoft.com/office/word/2010/wordprocessingInk" xmlns:wne="http://schemas.microsoft.com/office/word/2006/wordml" xmlns:wps="http://schemas.microsoft.com/office/word/2010/wordprocessingShape" mc:Ignorable="w14 w15 w16se w16cid w16 w16cex w16sdtdh w16sdtfl w16du wp14">
+<w:document xmlns:wpc="http://schemas.microsoft.com/office/word/2010/wordprocessingCanvas" xmlns:cx="http://schemas.microsoft.com/office/drawing/2014/chartex" xmlns:cx1="http://schemas.microsoft.com/office/drawing/2015/9/8/chartex" xmlns:cx2="http://schemas.microsoft.com/office/drawing/2015/10/21/chartex" xmlns:cx3="http://schemas.microsoft.com/office/drawing/2016/5/9/chartex" xmlns:cx4="http://schemas.microsoft.com/office/drawing/2016/5/10/chartex" xmlns:cx5="http://schemas.microsoft.com/office/drawing/2016/5/11/chartex" xmlns:cx6="http://schemas.microsoft.com/office/drawing/2016/5/12/chartex" xmlns:cx7="http://schemas.microsoft.com/office/drawing/2016/5/13/chartex" xmlns:cx8="http://schemas.microsoft.com/office/drawing/2016/5/14/chartex" xmlns:mc="http://schemas.openxmlformats.org/markup-compatibility/2006" xmlns:aink="http://schemas.microsoft.com/office/drawing/2016/ink" xmlns:am3d="http://schemas.microsoft.com/office/drawing/2017/model3d" xmlns:o="urn:schemas-microsoft-com:office:office" xmlns:oel="http://schemas.microsoft.com/office/2019/extlst" xmlns:r="http://schemas.openxmlformats.org/officeDocument/2006/relationships" xmlns:m="http://schemas.openxmlformats.org/officeDocument/2006/math" xmlns:v="urn:schemas-microsoft-com:vml" xmlns:wp14="http://schemas.microsoft.com/office/word/2010/wordprocessingDrawing" xmlns:wp="http://schemas.openxmlformats.org/drawingml/2006/wordprocessingDrawing" xmlns:w10="urn:schemas-microsoft-com:office:word" xmlns:w="http://schemas.openxmlformats.org/wordprocessingml/2006/main" xmlns:w14="http://schemas.microsoft.com/office/word/2010/wordml" xmlns:w15="http://schemas.microsoft.com/office/word/2012/wordml" xmlns:w16cex="http://schemas.microsoft.com/office/word/2018/wordml/cex" xmlns:w16cid="http://schemas.microsoft.com/office/word/2016/wordml/cid" xmlns:w16="http://schemas.microsoft.com/office/word/2018/wordml" xmlns:w16du="http://schemas.microsoft.com/office/word/2023/wordml/word16du" xmlns:w16sdtdh="http://schemas.microsoft.com/office/word/2020/wordml/sdtdatahash" xmlns:w16sdtfl="http://schemas.microsoft.com/office/word/2024/wordml/sdtformatlock" xmlns:w16se="http://schemas.microsoft.com/office/word/2015/wordml/symex" xmlns:wpg="http://schemas.microsoft.com/office/word/2010/wordprocessingGroup" xmlns:wpi="http://schemas.microsoft.com/office/word/2010/wordprocessingInk" xmlns:wne="http://schemas.microsoft.com/office/word/2006/wordml" xmlns:wps="http://schemas.microsoft.com/office/word/2010/wordprocessingShape" mc:Ignorable="w14 w15 w16se w16cid w16 w16cex w16sdtdh w16sdtfl w16du wp14">
   <w:body>
     <w:p>
-      <w:proofErr w:type="spellStart"/>
-      <w:r>
-        <w:t>FlipCard</w:t>
-      </w:r>
-      <w:proofErr w:type="spellEnd"/>
-      <w:r>
-        <w:t xml:space="preserve"> App3.0</w:t>
+      <w:r>
+        <w:t>Npx gulp clean</w:t>
+      </w:r>
+    </w:p>
+    <w:p>
+      <w:r>
+        <w:t>Npx gulp build</w:t>
+      </w:r>
+    </w:p>
+    <w:p>
+      <w:r>
+        <w:t>Npx gulp serve</w:t>
+      </w:r>
+    </w:p>
+    <w:p/>
+    <w:p>
+      <w:r>
+        <w:t>FlipCard App3.0</w:t>
       </w:r>
     </w:p>
     <w:p/>
@@ -21,16 +32,12 @@
           <w:numId w:val="1"/>
         </w:numPr>
       </w:pPr>
-      <w:proofErr w:type="spellStart"/>
-      <w:proofErr w:type="gramStart"/>
       <w:r>
         <w:t>IESModernSiteListFlipFlopWebPart.manifest</w:t>
       </w:r>
       <w:r>
         <w:t>.json</w:t>
       </w:r>
-      <w:proofErr w:type="spellEnd"/>
-      <w:proofErr w:type="gramEnd"/>
     </w:p>
     <w:p>
       <w:pPr>
@@ -58,13 +65,81 @@
         <w:pStyle w:val="ListParagraph"/>
       </w:pPr>
       <w:r>
+        <w:t>  "alias": "iConnectFlipCardNEW",</w:t>
+      </w:r>
+    </w:p>
+    <w:p>
+      <w:pPr>
+        <w:pStyle w:val="ListParagraph"/>
+      </w:pPr>
+      <w:r>
+        <w:t xml:space="preserve">  "componentType": "WebPart", </w:t>
+      </w:r>
+    </w:p>
+    <w:p>
+      <w:pPr>
+        <w:pStyle w:val="ListParagraph"/>
+      </w:pPr>
+      <w:r>
+        <w:t>  "version": "*",</w:t>
+      </w:r>
+    </w:p>
+    <w:p>
+      <w:pPr>
+        <w:pStyle w:val="ListParagraph"/>
+      </w:pPr>
+    </w:p>
+    <w:p>
+      <w:pPr>
+        <w:pStyle w:val="ListParagraph"/>
+      </w:pPr>
+      <w:r>
+        <w:t xml:space="preserve">Changed to </w:t>
+      </w:r>
+    </w:p>
+    <w:p>
+      <w:pPr>
+        <w:pStyle w:val="ListParagraph"/>
+      </w:pPr>
+    </w:p>
+    <w:p>
+      <w:pPr>
+        <w:pStyle w:val="ListParagraph"/>
+      </w:pPr>
+      <w:r>
+        <w:t> "$schema": "https://developer.microsoft.com/json-schemas/spfx/client-side-web-part-manifest.schema.json",</w:t>
+      </w:r>
+    </w:p>
+    <w:p>
+      <w:pPr>
+        <w:pStyle w:val="ListParagraph"/>
+      </w:pPr>
+      <w:r>
+        <w:t>  "id": "</w:t>
+      </w:r>
+      <w:r>
+        <w:rPr>
+          <w:highlight w:val="yellow"/>
+        </w:rPr>
+        <w:t>4876a229-f8c1-45de-afb5-d3e7c389f997</w:t>
+      </w:r>
+      <w:r>
+        <w:t>",</w:t>
+      </w:r>
+    </w:p>
+    <w:p>
+      <w:pPr>
+        <w:pStyle w:val="ListParagraph"/>
+      </w:pPr>
+      <w:r>
         <w:t>  "alias": "</w:t>
       </w:r>
-      <w:proofErr w:type="spellStart"/>
-      <w:r>
-        <w:t>iConnectFlipCardNEW</w:t>
-      </w:r>
-      <w:proofErr w:type="spellEnd"/>
+      <w:r>
+        <w:rPr>
+          <w:highlight w:val="yellow"/>
+        </w:rPr>
+        <w:t>IConnectFlipCard3WebPart</w:t>
+      </w:r>
       <w:r>
         <w:t>",</w:t>
       </w:r>
@@ -74,23 +149,7 @@
         <w:pStyle w:val="ListParagraph"/>
       </w:pPr>
       <w:r>
-        <w:t>  "</w:t>
-      </w:r>
-      <w:proofErr w:type="spellStart"/>
-      <w:r>
-        <w:t>componentType</w:t>
-      </w:r>
-      <w:proofErr w:type="spellEnd"/>
-      <w:r>
-        <w:t>": "</w:t>
-      </w:r>
-      <w:proofErr w:type="spellStart"/>
-      <w:r>
-        <w:t>WebPart</w:t>
-      </w:r>
-      <w:proofErr w:type="spellEnd"/>
-      <w:r>
-        <w:t xml:space="preserve">", </w:t>
+        <w:t xml:space="preserve">  "componentType": "WebPart", </w:t>
       </w:r>
     </w:p>
     <w:p>
@@ -111,226 +170,66 @@
         <w:pStyle w:val="ListParagraph"/>
       </w:pPr>
       <w:r>
-        <w:t xml:space="preserve">Changed to </w:t>
-      </w:r>
-    </w:p>
-    <w:p>
-      <w:pPr>
-        <w:pStyle w:val="ListParagraph"/>
-      </w:pPr>
-    </w:p>
-    <w:p>
-      <w:pPr>
-        <w:pStyle w:val="ListParagraph"/>
-      </w:pPr>
-      <w:r>
-        <w:t> "$schema": "https://developer.microsoft.com/json-schemas/spfx/client-side-web-part-manifest.schema.json",</w:t>
-      </w:r>
-    </w:p>
-    <w:p>
-      <w:pPr>
-        <w:pStyle w:val="ListParagraph"/>
-      </w:pPr>
-      <w:r>
-        <w:t>  "id": "</w:t>
+        <w:t>  "preconfiguredEntries": [{</w:t>
+      </w:r>
+    </w:p>
+    <w:p>
+      <w:pPr>
+        <w:pStyle w:val="ListParagraph"/>
+      </w:pPr>
+      <w:r>
+        <w:t xml:space="preserve">    "groupId": "16956a8e-5f15-46ce-b9ca-cbfc61584992", </w:t>
+      </w:r>
+    </w:p>
+    <w:p>
+      <w:pPr>
+        <w:pStyle w:val="ListParagraph"/>
+      </w:pPr>
+      <w:r>
+        <w:t>    "group": { "default": "</w:t>
       </w:r>
       <w:r>
         <w:rPr>
           <w:highlight w:val="yellow"/>
         </w:rPr>
-        <w:t>4876a229-f8c1-45de-afb5-d3e7c389f997</w:t>
-      </w:r>
-      <w:r>
-        <w:t>",</w:t>
-      </w:r>
-    </w:p>
-    <w:p>
-      <w:pPr>
-        <w:pStyle w:val="ListParagraph"/>
-      </w:pPr>
-      <w:r>
-        <w:t>  "alias": "</w:t>
+        <w:t>Advanced</w:t>
+      </w:r>
+      <w:r>
+        <w:t>" },</w:t>
+      </w:r>
+    </w:p>
+    <w:p>
+      <w:pPr>
+        <w:pStyle w:val="ListParagraph"/>
+      </w:pPr>
+      <w:r>
+        <w:t>    "title": { "default": "</w:t>
       </w:r>
       <w:r>
         <w:rPr>
           <w:highlight w:val="yellow"/>
         </w:rPr>
-        <w:t>IConnectFlipCard3WebPart</w:t>
-      </w:r>
-      <w:r>
-        <w:t>",</w:t>
-      </w:r>
-    </w:p>
-    <w:p>
-      <w:pPr>
-        <w:pStyle w:val="ListParagraph"/>
-      </w:pPr>
-      <w:r>
-        <w:t>  "</w:t>
-      </w:r>
-      <w:proofErr w:type="spellStart"/>
-      <w:r>
-        <w:t>componentType</w:t>
-      </w:r>
-      <w:proofErr w:type="spellEnd"/>
-      <w:r>
-        <w:t>": "</w:t>
-      </w:r>
-      <w:proofErr w:type="spellStart"/>
-      <w:r>
-        <w:t>WebPart</w:t>
-      </w:r>
-      <w:proofErr w:type="spellEnd"/>
-      <w:r>
-        <w:t xml:space="preserve">", </w:t>
-      </w:r>
-    </w:p>
-    <w:p>
-      <w:pPr>
-        <w:pStyle w:val="ListParagraph"/>
-      </w:pPr>
-      <w:r>
-        <w:t>  "version": "*",</w:t>
-      </w:r>
-    </w:p>
-    <w:p>
-      <w:pPr>
-        <w:pStyle w:val="ListParagraph"/>
-      </w:pPr>
-    </w:p>
-    <w:p>
-      <w:pPr>
-        <w:pStyle w:val="ListParagraph"/>
-      </w:pPr>
-      <w:r>
-        <w:t>  "</w:t>
-      </w:r>
-      <w:proofErr w:type="spellStart"/>
-      <w:r>
-        <w:t>preconfiguredEntries</w:t>
-      </w:r>
-      <w:proofErr w:type="spellEnd"/>
-      <w:r>
-        <w:t>"</w:t>
-      </w:r>
-      <w:proofErr w:type="gramStart"/>
-      <w:r>
-        <w:t>: [{</w:t>
-      </w:r>
-      <w:proofErr w:type="gramEnd"/>
-    </w:p>
-    <w:p>
-      <w:pPr>
-        <w:pStyle w:val="ListParagraph"/>
-      </w:pPr>
-      <w:r>
-        <w:t>    "</w:t>
-      </w:r>
-      <w:proofErr w:type="spellStart"/>
-      <w:r>
-        <w:t>groupId</w:t>
-      </w:r>
-      <w:proofErr w:type="spellEnd"/>
-      <w:r>
-        <w:t xml:space="preserve">": "16956a8e-5f15-46ce-b9ca-cbfc61584992", </w:t>
-      </w:r>
-    </w:p>
-    <w:p>
-      <w:pPr>
-        <w:pStyle w:val="ListParagraph"/>
-      </w:pPr>
-      <w:r>
-        <w:t xml:space="preserve">    "group": </w:t>
-      </w:r>
-      <w:proofErr w:type="gramStart"/>
-      <w:r>
-        <w:t>{ "</w:t>
-      </w:r>
-      <w:proofErr w:type="gramEnd"/>
-      <w:r>
-        <w:t>default": "</w:t>
+        <w:t>iConnect Flip Card 3 - TEST</w:t>
+      </w:r>
+      <w:r>
+        <w:t>" },</w:t>
+      </w:r>
+    </w:p>
+    <w:p>
+      <w:pPr>
+        <w:pStyle w:val="ListParagraph"/>
+      </w:pPr>
+      <w:r>
+        <w:t>    "description": { "default": "</w:t>
       </w:r>
       <w:r>
         <w:rPr>
           <w:highlight w:val="yellow"/>
         </w:rPr>
-        <w:t>Advanced</w:t>
-      </w:r>
-      <w:proofErr w:type="gramStart"/>
-      <w:r>
-        <w:t>" }</w:t>
-      </w:r>
-      <w:proofErr w:type="gramEnd"/>
-      <w:r>
-        <w:t>,</w:t>
-      </w:r>
-    </w:p>
-    <w:p>
-      <w:pPr>
-        <w:pStyle w:val="ListParagraph"/>
-      </w:pPr>
-      <w:r>
-        <w:t xml:space="preserve">    "title": </w:t>
-      </w:r>
-      <w:proofErr w:type="gramStart"/>
-      <w:r>
-        <w:t>{ "</w:t>
-      </w:r>
-      <w:proofErr w:type="gramEnd"/>
-      <w:r>
-        <w:t>default": "</w:t>
-      </w:r>
-      <w:proofErr w:type="spellStart"/>
-      <w:r>
-        <w:rPr>
-          <w:highlight w:val="yellow"/>
-        </w:rPr>
-        <w:t>iConnect</w:t>
-      </w:r>
-      <w:proofErr w:type="spellEnd"/>
-      <w:r>
-        <w:rPr>
-          <w:highlight w:val="yellow"/>
-        </w:rPr>
-        <w:t xml:space="preserve"> Flip Card 3 - TEST</w:t>
-      </w:r>
-      <w:proofErr w:type="gramStart"/>
-      <w:r>
-        <w:t>" }</w:t>
-      </w:r>
-      <w:proofErr w:type="gramEnd"/>
-      <w:r>
-        <w:t>,</w:t>
-      </w:r>
-    </w:p>
-    <w:p>
-      <w:pPr>
-        <w:pStyle w:val="ListParagraph"/>
-      </w:pPr>
-      <w:r>
-        <w:t xml:space="preserve">    "description": </w:t>
-      </w:r>
-      <w:proofErr w:type="gramStart"/>
-      <w:r>
-        <w:t>{ "</w:t>
-      </w:r>
-      <w:proofErr w:type="gramEnd"/>
-      <w:r>
-        <w:t>default": "</w:t>
-      </w:r>
-      <w:r>
-        <w:rPr>
-          <w:highlight w:val="yellow"/>
-        </w:rPr>
         <w:t>Enhanced Flip Card test version</w:t>
       </w:r>
-      <w:proofErr w:type="gramStart"/>
-      <w:r>
-        <w:t>" }</w:t>
-      </w:r>
-      <w:proofErr w:type="gramEnd"/>
-      <w:r>
-        <w:t>,</w:t>
+      <w:r>
+        <w:t>" },</w:t>
       </w:r>
     </w:p>
     <w:p>
@@ -357,22 +256,16 @@
         </w:numPr>
       </w:pPr>
       <w:r>
-        <w:t>package-</w:t>
-      </w:r>
-      <w:proofErr w:type="spellStart"/>
-      <w:proofErr w:type="gramStart"/>
-      <w:r>
-        <w:t>solution</w:t>
+        <w:t>package-solution</w:t>
       </w:r>
       <w:r>
         <w:t>.json</w:t>
       </w:r>
-      <w:proofErr w:type="spellEnd"/>
-      <w:proofErr w:type="gramEnd"/>
     </w:p>
     <w:p/>
     <w:p>
       <w:r>
+        <w:lastRenderedPageBreak/>
         <w:t>{</w:t>
       </w:r>
     </w:p>
@@ -383,13 +276,8 @@
     </w:p>
     <w:p>
       <w:r>
-        <w:t>  "solution</w:t>
-      </w:r>
-      <w:proofErr w:type="gramStart"/>
-      <w:r>
-        <w:t>": {</w:t>
-      </w:r>
-      <w:proofErr w:type="gramEnd"/>
+        <w:t>  "solution": {</w:t>
+      </w:r>
     </w:p>
     <w:p>
       <w:r>
@@ -406,213 +294,163 @@
         <w:rPr>
           <w:lang w:val="it-IT"/>
         </w:rPr>
+        <w:t xml:space="preserve">      </w:t>
+      </w:r>
+      <w:r>
+        <w:rPr>
+          <w:lang w:val="it-IT"/>
+        </w:rPr>
+        <w:t>"id": "7f3a2c91-8d46-4b15-a7e2-5c9f0138d624",</w:t>
+      </w:r>
+    </w:p>
+    <w:p>
+      <w:r>
+        <w:rPr>
+          <w:lang w:val="it-IT"/>
+        </w:rPr>
+        <w:t xml:space="preserve">    </w:t>
+      </w:r>
+      <w:r>
+        <w:t>"version": "3.0.0.0",</w:t>
+      </w:r>
+    </w:p>
+    <w:p>
+      <w:r>
+        <w:t xml:space="preserve">    "skipFeatureDeployment": </w:t>
+      </w:r>
+      <w:r>
+        <w:rPr>
+          <w:highlight w:val="yellow"/>
+        </w:rPr>
+        <w:t>false</w:t>
+      </w:r>
+      <w:r>
+        <w:t>,</w:t>
+      </w:r>
+    </w:p>
+    <w:p>
+      <w:r>
+        <w:t>    "includeClientSideAssets": true,</w:t>
+      </w:r>
+    </w:p>
+    <w:p>
+      <w:r>
+        <w:t xml:space="preserve">    </w:t>
+      </w:r>
+    </w:p>
+    <w:p>
+      <w:r>
+        <w:t>    "features": [</w:t>
+      </w:r>
+    </w:p>
+    <w:p>
+      <w:r>
+        <w:t>      {</w:t>
+      </w:r>
+    </w:p>
+    <w:p>
+      <w:r>
+        <w:t>        "title": "Application Extension - iConnect-Flip Card New.",</w:t>
+      </w:r>
+    </w:p>
+    <w:p>
+      <w:r>
+        <w:t>        "description": "Deploys a custom action with ClientSideComponentId association",</w:t>
+      </w:r>
+    </w:p>
+    <w:p>
+      <w:pPr>
+        <w:rPr>
+          <w:lang w:val="it-IT"/>
+        </w:rPr>
+      </w:pPr>
+      <w:r>
+        <w:t xml:space="preserve">        </w:t>
+      </w:r>
+      <w:r>
+        <w:rPr>
+          <w:lang w:val="it-IT"/>
+        </w:rPr>
+        <w:t>"id": "c84e5f27-3a91-4d68-b742-19f0e6ac53bd",</w:t>
+      </w:r>
+    </w:p>
+    <w:p>
+      <w:r>
+        <w:rPr>
+          <w:lang w:val="it-IT"/>
+        </w:rPr>
+        <w:t xml:space="preserve">        </w:t>
+      </w:r>
+      <w:r>
+        <w:t>"version": "3.0.0.0"</w:t>
+      </w:r>
+    </w:p>
+    <w:p>
+      <w:r>
+        <w:t>      }</w:t>
+      </w:r>
+    </w:p>
+    <w:p>
+      <w:r>
+        <w:t>    ]</w:t>
+      </w:r>
+    </w:p>
+    <w:p>
+      <w:r>
+        <w:t>  },</w:t>
+      </w:r>
+    </w:p>
+    <w:p>
+      <w:r>
+        <w:t>  "paths": {</w:t>
+      </w:r>
+    </w:p>
+    <w:p>
+      <w:r>
+        <w:t>    "zippedPackage": "solution/iConnectFlipCardApp_3.0.sppkg"</w:t>
+      </w:r>
+    </w:p>
+    <w:p>
+      <w:r>
+        <w:t>  }</w:t>
+      </w:r>
+    </w:p>
+    <w:p>
+      <w:r>
+        <w:t>}</w:t>
+      </w:r>
+    </w:p>
+    <w:p/>
+    <w:p>
+      <w:r>
+        <w:t xml:space="preserve">Changed to </w:t>
+      </w:r>
+    </w:p>
+    <w:p/>
+    <w:p>
+      <w:r>
         <w:lastRenderedPageBreak/>
-        <w:t xml:space="preserve">      </w:t>
-      </w:r>
-      <w:r>
-        <w:rPr>
-          <w:lang w:val="it-IT"/>
-        </w:rPr>
-        <w:t>"id": "7f3a2c91-8d46-4b15-a7e2-5c9f0138d624",</w:t>
-      </w:r>
-    </w:p>
-    <w:p>
-      <w:r>
-        <w:rPr>
-          <w:lang w:val="it-IT"/>
-        </w:rPr>
-        <w:t xml:space="preserve">    </w:t>
-      </w:r>
-      <w:r>
-        <w:t>"version": "3.0.0.0",</w:t>
-      </w:r>
-    </w:p>
-    <w:p>
-      <w:r>
-        <w:t>    "</w:t>
-      </w:r>
-      <w:proofErr w:type="spellStart"/>
-      <w:r>
-        <w:t>skipFeatureDeployment</w:t>
-      </w:r>
-      <w:proofErr w:type="spellEnd"/>
-      <w:r>
-        <w:t xml:space="preserve">": </w:t>
+        <w:t>{</w:t>
+      </w:r>
+    </w:p>
+    <w:p>
+      <w:r>
+        <w:t>  "$schema": "https://developer.microsoft.com/json-schemas/spfx-build/package-solution.schema.json",</w:t>
+      </w:r>
+    </w:p>
+    <w:p>
+      <w:r>
+        <w:t>  "solution": {</w:t>
+      </w:r>
+    </w:p>
+    <w:p>
+      <w:r>
+        <w:t>    "name": "</w:t>
       </w:r>
       <w:r>
         <w:rPr>
           <w:highlight w:val="yellow"/>
         </w:rPr>
-        <w:t>false</w:t>
-      </w:r>
-      <w:r>
-        <w:t>,</w:t>
-      </w:r>
-    </w:p>
-    <w:p>
-      <w:r>
-        <w:t>    "</w:t>
-      </w:r>
-      <w:proofErr w:type="spellStart"/>
-      <w:r>
-        <w:t>includeClientSideAssets</w:t>
-      </w:r>
-      <w:proofErr w:type="spellEnd"/>
-      <w:r>
-        <w:t>": true,</w:t>
-      </w:r>
-    </w:p>
-    <w:p>
-      <w:r>
-        <w:t xml:space="preserve">    </w:t>
-      </w:r>
-    </w:p>
-    <w:p>
-      <w:r>
-        <w:t>    "features": [</w:t>
-      </w:r>
-    </w:p>
-    <w:p>
-      <w:r>
-        <w:t>      {</w:t>
-      </w:r>
-    </w:p>
-    <w:p>
-      <w:r>
-        <w:t xml:space="preserve">        "title": "Application Extension - </w:t>
-      </w:r>
-      <w:proofErr w:type="spellStart"/>
-      <w:r>
-        <w:t>iConnect</w:t>
-      </w:r>
-      <w:proofErr w:type="spellEnd"/>
-      <w:r>
-        <w:t>-Flip Card New.",</w:t>
-      </w:r>
-    </w:p>
-    <w:p>
-      <w:r>
-        <w:t xml:space="preserve">        "description": "Deploys a custom action with </w:t>
-      </w:r>
-      <w:proofErr w:type="spellStart"/>
-      <w:r>
-        <w:t>ClientSideComponentId</w:t>
-      </w:r>
-      <w:proofErr w:type="spellEnd"/>
-      <w:r>
-        <w:t xml:space="preserve"> association",</w:t>
-      </w:r>
-    </w:p>
-    <w:p>
-      <w:pPr>
-        <w:rPr>
-          <w:lang w:val="it-IT"/>
-        </w:rPr>
-      </w:pPr>
-      <w:r>
-        <w:t xml:space="preserve">        </w:t>
-      </w:r>
-      <w:r>
-        <w:rPr>
-          <w:lang w:val="it-IT"/>
-        </w:rPr>
-        <w:t>"id": "c84e5f27-3a91-4d68-b742-19f0e6ac53bd",</w:t>
-      </w:r>
-    </w:p>
-    <w:p>
-      <w:r>
-        <w:rPr>
-          <w:lang w:val="it-IT"/>
-        </w:rPr>
-        <w:t xml:space="preserve">        </w:t>
-      </w:r>
-      <w:r>
-        <w:t>"version": "3.0.0.0"</w:t>
-      </w:r>
-    </w:p>
-    <w:p>
-      <w:r>
-        <w:t>      }</w:t>
-      </w:r>
-    </w:p>
-    <w:p>
-      <w:r>
-        <w:t>    ]</w:t>
-      </w:r>
-    </w:p>
-    <w:p>
-      <w:r>
-        <w:t>  },</w:t>
-      </w:r>
-    </w:p>
-    <w:p>
-      <w:r>
-        <w:t>  "paths</w:t>
-      </w:r>
-      <w:proofErr w:type="gramStart"/>
-      <w:r>
-        <w:t>": {</w:t>
-      </w:r>
-      <w:proofErr w:type="gramEnd"/>
-    </w:p>
-    <w:p>
-      <w:r>
-        <w:t>    "</w:t>
-      </w:r>
-      <w:proofErr w:type="spellStart"/>
-      <w:r>
-        <w:t>zippedPackage</w:t>
-      </w:r>
-      <w:proofErr w:type="spellEnd"/>
-      <w:r>
-        <w:t>": "solution/iConnectFlipCardApp_3.0.sppkg"</w:t>
-      </w:r>
-    </w:p>
-    <w:p>
-      <w:r>
-        <w:t>  }</w:t>
-      </w:r>
-    </w:p>
-    <w:p>
-      <w:r>
-        <w:t>}</w:t>
-      </w:r>
-    </w:p>
-    <w:p/>
-    <w:p>
-      <w:r>
-        <w:t xml:space="preserve">Changed to </w:t>
-      </w:r>
-    </w:p>
-    <w:p/>
-    <w:p>
-      <w:r>
-        <w:t>{</w:t>
-      </w:r>
-    </w:p>
-    <w:p>
-      <w:r>
-        <w:t>  "$schema": "https://developer.microsoft.com/json-schemas/spfx-build/package-solution.schema.json",</w:t>
-      </w:r>
-    </w:p>
-    <w:p>
-      <w:r>
-        <w:t>  "solution</w:t>
-      </w:r>
-      <w:proofErr w:type="gramStart"/>
-      <w:r>
-        <w:t>": {</w:t>
-      </w:r>
-      <w:proofErr w:type="gramEnd"/>
-    </w:p>
-    <w:p>
-      <w:r>
-        <w:t>    "name": "</w:t>
-      </w:r>
-      <w:r>
-        <w:rPr>
-          <w:highlight w:val="yellow"/>
-        </w:rPr>
         <w:t>iConnectFlipCard3</w:t>
       </w:r>
       <w:r>
@@ -621,7 +459,6 @@
     </w:p>
     <w:p>
       <w:r>
-        <w:lastRenderedPageBreak/>
         <w:t xml:space="preserve">  </w:t>
       </w:r>
     </w:p>
@@ -676,28 +513,12 @@
     </w:p>
     <w:p>
       <w:r>
-        <w:t>    "</w:t>
-      </w:r>
-      <w:proofErr w:type="spellStart"/>
-      <w:r>
-        <w:t>skipFeatureDeployment</w:t>
-      </w:r>
-      <w:proofErr w:type="spellEnd"/>
-      <w:r>
-        <w:t>": true,</w:t>
-      </w:r>
-    </w:p>
-    <w:p>
-      <w:r>
-        <w:t>    "</w:t>
-      </w:r>
-      <w:proofErr w:type="spellStart"/>
-      <w:r>
-        <w:t>includeClientSideAssets</w:t>
-      </w:r>
-      <w:proofErr w:type="spellEnd"/>
-      <w:r>
-        <w:t>": true,</w:t>
+        <w:t>    "skipFeatureDeployment": true,</w:t>
+      </w:r>
+    </w:p>
+    <w:p>
+      <w:r>
+        <w:t>    "includeClientSideAssets": true,</w:t>
       </w:r>
     </w:p>
     <w:p>
@@ -725,25 +546,7 @@
           <w:highlight w:val="yellow"/>
           <w:u w:val="single"/>
         </w:rPr>
-        <w:t xml:space="preserve">Application Extension - </w:t>
-      </w:r>
-      <w:proofErr w:type="spellStart"/>
-      <w:r>
-        <w:rPr>
-          <w:color w:val="FF0000"/>
-          <w:highlight w:val="yellow"/>
-          <w:u w:val="single"/>
-        </w:rPr>
-        <w:t>iConnect</w:t>
-      </w:r>
-      <w:proofErr w:type="spellEnd"/>
-      <w:r>
-        <w:rPr>
-          <w:color w:val="FF0000"/>
-          <w:highlight w:val="yellow"/>
-          <w:u w:val="single"/>
-        </w:rPr>
-        <w:t>-Flip Card New</w:t>
+        <w:t>Application Extension - iConnect-Flip Card New</w:t>
       </w:r>
       <w:r>
         <w:t>.",</w:t>
@@ -751,15 +554,7 @@
     </w:p>
     <w:p>
       <w:r>
-        <w:t xml:space="preserve">        "description": "Deploys a custom action with </w:t>
-      </w:r>
-      <w:proofErr w:type="spellStart"/>
-      <w:r>
-        <w:t>ClientSideComponentId</w:t>
-      </w:r>
-      <w:proofErr w:type="spellEnd"/>
-      <w:r>
-        <w:t xml:space="preserve"> association",</w:t>
+        <w:t>        "description": "Deploys a custom action with ClientSideComponentId association",</w:t>
       </w:r>
     </w:p>
     <w:p>
@@ -828,25 +623,12 @@
     </w:p>
     <w:p>
       <w:r>
-        <w:t>  "paths</w:t>
-      </w:r>
-      <w:proofErr w:type="gramStart"/>
-      <w:r>
-        <w:t>": {</w:t>
-      </w:r>
-      <w:proofErr w:type="gramEnd"/>
-    </w:p>
-    <w:p>
-      <w:r>
-        <w:t>    "</w:t>
-      </w:r>
-      <w:proofErr w:type="spellStart"/>
-      <w:r>
-        <w:t>zippedPackage</w:t>
-      </w:r>
-      <w:proofErr w:type="spellEnd"/>
-      <w:r>
-        <w:t>": "solution/</w:t>
+        <w:t>  "paths": {</w:t>
+      </w:r>
+    </w:p>
+    <w:p>
+      <w:r>
+        <w:t>    "zippedPackage": "solution/</w:t>
       </w:r>
       <w:r>
         <w:rPr>
@@ -881,7 +663,7 @@
 </file>
 
 <file path=word/numbering.xml><?xml version="1.0" encoding="utf-8"?>
-<w:numbering xmlns:wpc="http://schemas.microsoft.com/office/word/2010/wordprocessingCanvas" xmlns:cx="http://schemas.microsoft.com/office/drawing/2014/chartex" xmlns:cx1="http://schemas.microsoft.com/office/drawing/2015/9/8/chartex" xmlns:cx2="http://schemas.microsoft.com/office/drawing/2015/10/21/chartex" xmlns:cx3="http://schemas.microsoft.com/office/drawing/2016/5/9/chartex" xmlns:cx4="http://schemas.microsoft.com/office/drawing/2016/5/10/chartex" xmlns:cx5="http://schemas.microsoft.com/office/drawing/2016/5/11/chartex" xmlns:cx6="http://schemas.microsoft.com/office/drawing/2016/5/12/chartex" xmlns:cx7="http://schemas.microsoft.com/office/drawing/2016/5/13/chartex" xmlns:cx8="http://schemas.microsoft.com/office/drawing/2016/5/14/chartex" xmlns:mc="http://schemas.openxmlformats.org/markup-compatibility/2006" xmlns:aink="http://schemas.microsoft.com/office/drawing/2016/ink" xmlns:am3d="http://schemas.microsoft.com/office/drawing/2017/model3d" xmlns:o="urn:schemas-microsoft-com:office:office" xmlns:oel="http://schemas.microsoft.com/office/2019/extlst" xmlns:r="http://schemas.openxmlformats.org/officeDocument/2006/relationships" xmlns:m="http://schemas.openxmlformats.org/officeDocument/2006/math" xmlns:v="urn:schemas-microsoft-com:vml" xmlns:wp14="http://schemas.microsoft.com/office/word/2010/wordprocessingDrawing" xmlns:wp="http://schemas.openxmlformats.org/drawingml/2006/wordprocessingDrawing" xmlns:w10="urn:schemas-microsoft-com:office:word" xmlns:w="http://schemas.openxmlformats.org/wordprocessingml/2006/main" xmlns:w14="http://schemas.microsoft.com/office/word/2010/wordml" xmlns:w15="http://schemas.microsoft.com/office/word/2012/wordml" xmlns:w16cei="http://schemas.microsoft.com/office/word/2026/wordml/cei" xmlns:w16cex="http://schemas.microsoft.com/office/word/2018/wordml/cex" xmlns:w16cid="http://schemas.microsoft.com/office/word/2016/wordml/cid" xmlns:w16="http://schemas.microsoft.com/office/word/2018/wordml" xmlns:w16du="http://schemas.microsoft.com/office/word/2023/wordml/word16du" xmlns:w16sdtdh="http://schemas.microsoft.com/office/word/2020/wordml/sdtdatahash" xmlns:w16sdtfl="http://schemas.microsoft.com/office/word/2024/wordml/sdtformatlock" xmlns:w16se="http://schemas.microsoft.com/office/word/2015/wordml/symex" xmlns:wpg="http://schemas.microsoft.com/office/word/2010/wordprocessingGroup" xmlns:wpi="http://schemas.microsoft.com/office/word/2010/wordprocessingInk" xmlns:wne="http://schemas.microsoft.com/office/word/2006/wordml" xmlns:wps="http://schemas.microsoft.com/office/word/2010/wordprocessingShape" mc:Ignorable="w14 w15 w16se w16cid w16 w16cex w16sdtdh w16sdtfl w16du wp14">
+<w:numbering xmlns:wpc="http://schemas.microsoft.com/office/word/2010/wordprocessingCanvas" xmlns:cx="http://schemas.microsoft.com/office/drawing/2014/chartex" xmlns:cx1="http://schemas.microsoft.com/office/drawing/2015/9/8/chartex" xmlns:cx2="http://schemas.microsoft.com/office/drawing/2015/10/21/chartex" xmlns:cx3="http://schemas.microsoft.com/office/drawing/2016/5/9/chartex" xmlns:cx4="http://schemas.microsoft.com/office/drawing/2016/5/10/chartex" xmlns:cx5="http://schemas.microsoft.com/office/drawing/2016/5/11/chartex" xmlns:cx6="http://schemas.microsoft.com/office/drawing/2016/5/12/chartex" xmlns:cx7="http://schemas.microsoft.com/office/drawing/2016/5/13/chartex" xmlns:cx8="http://schemas.microsoft.com/office/drawing/2016/5/14/chartex" xmlns:mc="http://schemas.openxmlformats.org/markup-compatibility/2006" xmlns:aink="http://schemas.microsoft.com/office/drawing/2016/ink" xmlns:am3d="http://schemas.microsoft.com/office/drawing/2017/model3d" xmlns:o="urn:schemas-microsoft-com:office:office" xmlns:oel="http://schemas.microsoft.com/office/2019/extlst" xmlns:r="http://schemas.openxmlformats.org/officeDocument/2006/relationships" xmlns:m="http://schemas.openxmlformats.org/officeDocument/2006/math" xmlns:v="urn:schemas-microsoft-com:vml" xmlns:wp14="http://schemas.microsoft.com/office/word/2010/wordprocessingDrawing" xmlns:wp="http://schemas.openxmlformats.org/drawingml/2006/wordprocessingDrawing" xmlns:w10="urn:schemas-microsoft-com:office:word" xmlns:w="http://schemas.openxmlformats.org/wordprocessingml/2006/main" xmlns:w14="http://schemas.microsoft.com/office/word/2010/wordml" xmlns:w15="http://schemas.microsoft.com/office/word/2012/wordml" xmlns:w16cex="http://schemas.microsoft.com/office/word/2018/wordml/cex" xmlns:w16cid="http://schemas.microsoft.com/office/word/2016/wordml/cid" xmlns:w16="http://schemas.microsoft.com/office/word/2018/wordml" xmlns:w16du="http://schemas.microsoft.com/office/word/2023/wordml/word16du" xmlns:w16sdtdh="http://schemas.microsoft.com/office/word/2020/wordml/sdtdatahash" xmlns:w16sdtfl="http://schemas.microsoft.com/office/word/2024/wordml/sdtformatlock" xmlns:w16se="http://schemas.microsoft.com/office/word/2015/wordml/symex" xmlns:wpg="http://schemas.microsoft.com/office/word/2010/wordprocessingGroup" xmlns:wpi="http://schemas.microsoft.com/office/word/2010/wordprocessingInk" xmlns:wne="http://schemas.microsoft.com/office/word/2006/wordml" xmlns:wps="http://schemas.microsoft.com/office/word/2010/wordprocessingShape" mc:Ignorable="w14 w15 w16se w16cid w16 w16cex w16sdtdh w16sdtfl w16du wp14">
   <w:abstractNum w:abstractNumId="0" w15:restartNumberingAfterBreak="0">
     <w:nsid w:val="3FC5215E"/>
     <w:multiLevelType w:val="hybridMultilevel"/>
@@ -1580,6 +1362,7 @@
   <w:style w:type="character" w:default="1" w:styleId="DefaultParagraphFont">
     <w:name w:val="Default Paragraph Font"/>
     <w:uiPriority w:val="1"/>
+    <w:semiHidden/>
     <w:unhideWhenUsed/>
   </w:style>
   <w:style w:type="table" w:default="1" w:styleId="TableNormal">
